--- a/SOP for ZY_EthovisionIO.docx
+++ b/SOP for ZY_EthovisionIO.docx
@@ -16,40 +16,31 @@
           <w:b/>
           <w:bCs/>
         </w:rPr>
-        <w:t xml:space="preserve">SOP for </w:t>
-      </w:r>
-      <w:proofErr w:type="spellStart"/>
-      <w:r>
+        <w:t>SOP for ZY_EthovisionIO</w:t>
+      </w:r>
+    </w:p>
+    <w:p>
+      <w:pPr>
+        <w:spacing w:after="80" w:line="240" w:lineRule="auto"/>
+        <w:jc w:val="center"/>
         <w:rPr>
           <w:b/>
           <w:bCs/>
         </w:rPr>
-        <w:t>ZY_EthovisionIO</w:t>
-      </w:r>
-      <w:proofErr w:type="spellEnd"/>
-    </w:p>
-    <w:p>
-      <w:pPr>
-        <w:spacing w:after="80" w:line="240" w:lineRule="auto"/>
-        <w:jc w:val="center"/>
+      </w:pPr>
+    </w:p>
+    <w:p>
+      <w:pPr>
+        <w:spacing w:after="80" w:line="240" w:lineRule="auto"/>
+        <w:rPr>
+          <w:sz w:val="22"/>
+          <w:szCs w:val="22"/>
+        </w:rPr>
+      </w:pPr>
+      <w:r>
         <w:rPr>
           <w:b/>
           <w:bCs/>
-        </w:rPr>
-      </w:pPr>
-    </w:p>
-    <w:p>
-      <w:pPr>
-        <w:spacing w:after="80" w:line="240" w:lineRule="auto"/>
-        <w:rPr>
-          <w:sz w:val="22"/>
-          <w:szCs w:val="22"/>
-        </w:rPr>
-      </w:pPr>
-      <w:r>
-        <w:rPr>
-          <w:b/>
-          <w:bCs/>
           <w:sz w:val="22"/>
           <w:szCs w:val="22"/>
         </w:rPr>
@@ -60,23 +51,7 @@
           <w:sz w:val="22"/>
           <w:szCs w:val="22"/>
         </w:rPr>
-        <w:t xml:space="preserve"> </w:t>
-      </w:r>
-      <w:proofErr w:type="spellStart"/>
-      <w:r>
-        <w:rPr>
-          <w:sz w:val="22"/>
-          <w:szCs w:val="22"/>
-        </w:rPr>
-        <w:t>EthoVision</w:t>
-      </w:r>
-      <w:proofErr w:type="spellEnd"/>
-      <w:r>
-        <w:rPr>
-          <w:sz w:val="22"/>
-          <w:szCs w:val="22"/>
-        </w:rPr>
-        <w:t>-controlled Arduino I/O for a single behavioral chamber.</w:t>
+        <w:t xml:space="preserve"> EthoVision-controlled Arduino I/O for a single behavioral chamber.</w:t>
       </w:r>
     </w:p>
     <w:p>
@@ -154,51 +129,7 @@
           <w:sz w:val="22"/>
           <w:szCs w:val="22"/>
         </w:rPr>
-        <w:t xml:space="preserve">Open </w:t>
-      </w:r>
-      <w:proofErr w:type="spellStart"/>
-      <w:r>
-        <w:rPr>
-          <w:sz w:val="22"/>
-          <w:szCs w:val="22"/>
-        </w:rPr>
-        <w:t>ZY_EthovisionIO.ino</w:t>
-      </w:r>
-      <w:proofErr w:type="spellEnd"/>
-      <w:r>
-        <w:rPr>
-          <w:sz w:val="22"/>
-          <w:szCs w:val="22"/>
-        </w:rPr>
-        <w:t xml:space="preserve"> in Arduino IDE</w:t>
-      </w:r>
-      <w:r>
-        <w:rPr>
-          <w:sz w:val="22"/>
-          <w:szCs w:val="22"/>
-        </w:rPr>
-        <w:t xml:space="preserve"> and f</w:t>
-      </w:r>
-      <w:r>
-        <w:rPr>
-          <w:sz w:val="22"/>
-          <w:szCs w:val="22"/>
-        </w:rPr>
-        <w:t xml:space="preserve">lash </w:t>
-      </w:r>
-      <w:r>
-        <w:rPr>
-          <w:sz w:val="22"/>
-          <w:szCs w:val="22"/>
-        </w:rPr>
-        <w:t>it</w:t>
-      </w:r>
-      <w:r>
-        <w:rPr>
-          <w:sz w:val="22"/>
-          <w:szCs w:val="22"/>
-        </w:rPr>
-        <w:t xml:space="preserve"> to Arduino Uno R3.</w:t>
+        <w:t>Open ZY_EthovisionIO.ino in Arduino IDE and flash it to Arduino Uno R3.</w:t>
       </w:r>
     </w:p>
     <w:p>
@@ -218,6 +149,13 @@
           <w:sz w:val="22"/>
           <w:szCs w:val="22"/>
         </w:rPr>
+        <w:t xml:space="preserve">Optional: </w:t>
+      </w:r>
+      <w:r>
+        <w:rPr>
+          <w:sz w:val="22"/>
+          <w:szCs w:val="22"/>
+        </w:rPr>
         <w:t>Test the Arduino</w:t>
       </w:r>
     </w:p>
@@ -258,76 +196,7 @@
           <w:sz w:val="22"/>
           <w:szCs w:val="22"/>
         </w:rPr>
-        <w:t xml:space="preserve">Test the connection by manually </w:t>
-      </w:r>
-      <w:proofErr w:type="gramStart"/>
-      <w:r>
-        <w:rPr>
-          <w:sz w:val="22"/>
-          <w:szCs w:val="22"/>
-        </w:rPr>
-        <w:t>sending:</w:t>
-      </w:r>
-      <w:proofErr w:type="gramEnd"/>
-      <w:r>
-        <w:rPr>
-          <w:sz w:val="22"/>
-          <w:szCs w:val="22"/>
-        </w:rPr>
-        <w:t xml:space="preserve"> </w:t>
-      </w:r>
-      <w:r>
-        <w:rPr>
-          <w:sz w:val="22"/>
-          <w:szCs w:val="22"/>
-        </w:rPr>
-        <w:t>p=</w:t>
-      </w:r>
-      <w:proofErr w:type="gramStart"/>
-      <w:r>
-        <w:rPr>
-          <w:sz w:val="22"/>
-          <w:szCs w:val="22"/>
-        </w:rPr>
-        <w:t>13</w:t>
-      </w:r>
-      <w:r>
-        <w:rPr>
-          <w:sz w:val="22"/>
-          <w:szCs w:val="22"/>
-        </w:rPr>
-        <w:t>,v</w:t>
-      </w:r>
-      <w:proofErr w:type="gramEnd"/>
-      <w:r>
-        <w:rPr>
-          <w:sz w:val="22"/>
-          <w:szCs w:val="22"/>
-        </w:rPr>
-        <w:t>=</w:t>
-      </w:r>
-      <w:proofErr w:type="gramStart"/>
-      <w:r>
-        <w:rPr>
-          <w:sz w:val="22"/>
-          <w:szCs w:val="22"/>
-        </w:rPr>
-        <w:t>1,d</w:t>
-      </w:r>
-      <w:proofErr w:type="gramEnd"/>
-      <w:r>
-        <w:rPr>
-          <w:sz w:val="22"/>
-          <w:szCs w:val="22"/>
-        </w:rPr>
-        <w:t>=5</w:t>
-      </w:r>
-      <w:r>
-        <w:rPr>
-          <w:sz w:val="22"/>
-          <w:szCs w:val="22"/>
-        </w:rPr>
-        <w:t xml:space="preserve"> </w:t>
+        <w:t xml:space="preserve">Test the connection by manually sending: p=13,v=1,d=5 </w:t>
       </w:r>
     </w:p>
     <w:p>
@@ -347,14 +216,7 @@
           <w:sz w:val="22"/>
           <w:szCs w:val="22"/>
         </w:rPr>
-        <w:t>Confirm that the command works correctly</w:t>
-      </w:r>
-      <w:r>
-        <w:rPr>
-          <w:sz w:val="22"/>
-          <w:szCs w:val="22"/>
-        </w:rPr>
-        <w:t xml:space="preserve"> with </w:t>
+        <w:t xml:space="preserve">Confirm that the command works correctly with </w:t>
       </w:r>
       <w:r>
         <w:rPr>
@@ -583,14 +445,7 @@
           <w:sz w:val="22"/>
           <w:szCs w:val="22"/>
         </w:rPr>
-        <w:t xml:space="preserve"> </w:t>
-      </w:r>
-      <w:r>
-        <w:rPr>
-          <w:sz w:val="22"/>
-          <w:szCs w:val="22"/>
-        </w:rPr>
-        <w:t>in Device Manager</w:t>
+        <w:t xml:space="preserve"> in Device Manager</w:t>
       </w:r>
       <w:r>
         <w:rPr>
@@ -617,17 +472,8 @@
           <w:sz w:val="22"/>
           <w:szCs w:val="22"/>
         </w:rPr>
-        <w:t xml:space="preserve">Start </w:t>
-      </w:r>
-      <w:proofErr w:type="spellStart"/>
-      <w:r>
-        <w:rPr>
-          <w:sz w:val="22"/>
-          <w:szCs w:val="22"/>
-        </w:rPr>
-        <w:t>ZY_AdapterUI</w:t>
-      </w:r>
-      <w:proofErr w:type="spellEnd"/>
+        <w:t>Start ZY_AdapterUI</w:t>
+      </w:r>
     </w:p>
     <w:p>
       <w:pPr>
@@ -681,7 +527,21 @@
           <w:sz w:val="22"/>
           <w:szCs w:val="22"/>
         </w:rPr>
-        <w:t>Select the correct COM port and connect.</w:t>
+        <w:t>Select the correct COM port and connect</w:t>
+      </w:r>
+      <w:r>
+        <w:rPr>
+          <w:sz w:val="22"/>
+          <w:szCs w:val="22"/>
+        </w:rPr>
+        <w:t>: it should shows “Connected”</w:t>
+      </w:r>
+      <w:r>
+        <w:rPr>
+          <w:sz w:val="22"/>
+          <w:szCs w:val="22"/>
+        </w:rPr>
+        <w:t>.</w:t>
       </w:r>
     </w:p>
     <w:p>
@@ -701,23 +561,27 @@
           <w:sz w:val="22"/>
           <w:szCs w:val="22"/>
         </w:rPr>
-        <w:t xml:space="preserve">Leave </w:t>
-      </w:r>
-      <w:proofErr w:type="spellStart"/>
-      <w:r>
-        <w:rPr>
-          <w:sz w:val="22"/>
-          <w:szCs w:val="22"/>
-        </w:rPr>
-        <w:t>ZY_AdapterUI</w:t>
-      </w:r>
-      <w:proofErr w:type="spellEnd"/>
-      <w:r>
-        <w:rPr>
-          <w:sz w:val="22"/>
-          <w:szCs w:val="22"/>
-        </w:rPr>
-        <w:t xml:space="preserve"> running.</w:t>
+        <w:t>Leave ZY_AdapterUI running.</w:t>
+      </w:r>
+    </w:p>
+    <w:p>
+      <w:pPr>
+        <w:numPr>
+          <w:ilvl w:val="0"/>
+          <w:numId w:val="5"/>
+        </w:numPr>
+        <w:spacing w:after="80" w:line="240" w:lineRule="auto"/>
+        <w:rPr>
+          <w:sz w:val="22"/>
+          <w:szCs w:val="22"/>
+        </w:rPr>
+      </w:pPr>
+      <w:r>
+        <w:rPr>
+          <w:sz w:val="22"/>
+          <w:szCs w:val="22"/>
+        </w:rPr>
+        <w:t>Configure EthoVision</w:t>
       </w:r>
     </w:p>
     <w:p>
@@ -737,55 +601,69 @@
           <w:sz w:val="22"/>
           <w:szCs w:val="22"/>
         </w:rPr>
-        <w:t xml:space="preserve">Wait approximately 10 seconds before starting </w:t>
-      </w:r>
-      <w:proofErr w:type="spellStart"/>
-      <w:r>
-        <w:rPr>
-          <w:sz w:val="22"/>
-          <w:szCs w:val="22"/>
-        </w:rPr>
-        <w:t>EthoVision</w:t>
-      </w:r>
-      <w:proofErr w:type="spellEnd"/>
-      <w:r>
-        <w:rPr>
-          <w:sz w:val="22"/>
-          <w:szCs w:val="22"/>
-        </w:rPr>
-        <w:t xml:space="preserve"> (you can test ready with p=</w:t>
-      </w:r>
-      <w:proofErr w:type="gramStart"/>
-      <w:r>
-        <w:rPr>
-          <w:sz w:val="22"/>
-          <w:szCs w:val="22"/>
-        </w:rPr>
-        <w:t>13,v</w:t>
-      </w:r>
-      <w:proofErr w:type="gramEnd"/>
-      <w:r>
-        <w:rPr>
-          <w:sz w:val="22"/>
-          <w:szCs w:val="22"/>
-        </w:rPr>
-        <w:t>=</w:t>
-      </w:r>
-      <w:proofErr w:type="gramStart"/>
-      <w:r>
-        <w:rPr>
-          <w:sz w:val="22"/>
-          <w:szCs w:val="22"/>
-        </w:rPr>
-        <w:t>1,d</w:t>
-      </w:r>
-      <w:proofErr w:type="gramEnd"/>
-      <w:r>
-        <w:rPr>
-          <w:sz w:val="22"/>
-          <w:szCs w:val="22"/>
-        </w:rPr>
-        <w:t>=5)</w:t>
+        <w:t>In EthoVision, create an External Command Action.</w:t>
+      </w:r>
+    </w:p>
+    <w:p>
+      <w:pPr>
+        <w:numPr>
+          <w:ilvl w:val="1"/>
+          <w:numId w:val="5"/>
+        </w:numPr>
+        <w:spacing w:after="80" w:line="240" w:lineRule="auto"/>
+        <w:rPr>
+          <w:sz w:val="22"/>
+          <w:szCs w:val="22"/>
+        </w:rPr>
+      </w:pPr>
+      <w:r>
+        <w:rPr>
+          <w:sz w:val="22"/>
+          <w:szCs w:val="22"/>
+        </w:rPr>
+        <w:t>Set Select program to run to:</w:t>
+      </w:r>
+      <w:r>
+        <w:rPr>
+          <w:sz w:val="22"/>
+          <w:szCs w:val="22"/>
+        </w:rPr>
+        <w:t xml:space="preserve"> </w:t>
+      </w:r>
+      <w:r>
+        <w:rPr>
+          <w:color w:val="FF0000"/>
+          <w:sz w:val="22"/>
+          <w:szCs w:val="22"/>
+        </w:rPr>
+        <w:t>ZY_Controller.exe</w:t>
+      </w:r>
+    </w:p>
+    <w:p>
+      <w:pPr>
+        <w:numPr>
+          <w:ilvl w:val="1"/>
+          <w:numId w:val="5"/>
+        </w:numPr>
+        <w:spacing w:after="80" w:line="240" w:lineRule="auto"/>
+        <w:rPr>
+          <w:sz w:val="22"/>
+          <w:szCs w:val="22"/>
+        </w:rPr>
+      </w:pPr>
+      <w:r>
+        <w:rPr>
+          <w:sz w:val="22"/>
+          <w:szCs w:val="22"/>
+        </w:rPr>
+        <w:t>Enter the desired command under Command line options</w:t>
+      </w:r>
+      <w:r>
+        <w:rPr>
+          <w:sz w:val="22"/>
+          <w:szCs w:val="22"/>
+        </w:rPr>
+        <w:t xml:space="preserve"> (accepted pins 2-13)</w:t>
       </w:r>
       <w:r>
         <w:rPr>
@@ -793,6 +671,149 @@
           <w:szCs w:val="22"/>
         </w:rPr>
         <w:t>.</w:t>
+      </w:r>
+    </w:p>
+    <w:p>
+      <w:pPr>
+        <w:spacing w:after="80" w:line="240" w:lineRule="auto"/>
+        <w:ind w:left="720" w:firstLine="720"/>
+        <w:rPr>
+          <w:sz w:val="22"/>
+          <w:szCs w:val="22"/>
+        </w:rPr>
+      </w:pPr>
+      <w:r>
+        <w:rPr>
+          <w:sz w:val="22"/>
+          <w:szCs w:val="22"/>
+        </w:rPr>
+        <w:t>Examples:</w:t>
+      </w:r>
+    </w:p>
+    <w:p>
+      <w:pPr>
+        <w:numPr>
+          <w:ilvl w:val="2"/>
+          <w:numId w:val="7"/>
+        </w:numPr>
+        <w:spacing w:after="80" w:line="240" w:lineRule="auto"/>
+        <w:ind w:left="1710" w:hanging="270"/>
+        <w:rPr>
+          <w:sz w:val="22"/>
+          <w:szCs w:val="22"/>
+        </w:rPr>
+      </w:pPr>
+      <w:r>
+        <w:rPr>
+          <w:sz w:val="22"/>
+          <w:szCs w:val="22"/>
+        </w:rPr>
+        <w:t xml:space="preserve">p=8,v=1 </w:t>
+      </w:r>
+      <w:r>
+        <w:rPr>
+          <w:sz w:val="22"/>
+          <w:szCs w:val="22"/>
+        </w:rPr>
+        <w:tab/>
+      </w:r>
+      <w:r>
+        <w:rPr>
+          <w:sz w:val="22"/>
+          <w:szCs w:val="22"/>
+        </w:rPr>
+        <w:tab/>
+      </w:r>
+      <w:r>
+        <w:rPr>
+          <w:sz w:val="22"/>
+          <w:szCs w:val="22"/>
+        </w:rPr>
+        <w:t>→ turn Pin 8 ON</w:t>
+      </w:r>
+    </w:p>
+    <w:p>
+      <w:pPr>
+        <w:numPr>
+          <w:ilvl w:val="2"/>
+          <w:numId w:val="7"/>
+        </w:numPr>
+        <w:spacing w:after="80" w:line="240" w:lineRule="auto"/>
+        <w:ind w:left="1710" w:hanging="270"/>
+        <w:rPr>
+          <w:sz w:val="22"/>
+          <w:szCs w:val="22"/>
+        </w:rPr>
+      </w:pPr>
+      <w:r>
+        <w:rPr>
+          <w:sz w:val="22"/>
+          <w:szCs w:val="22"/>
+        </w:rPr>
+        <w:t xml:space="preserve">p=8,v=1,d=30.00 </w:t>
+      </w:r>
+      <w:r>
+        <w:rPr>
+          <w:sz w:val="22"/>
+          <w:szCs w:val="22"/>
+        </w:rPr>
+        <w:tab/>
+      </w:r>
+      <w:r>
+        <w:rPr>
+          <w:sz w:val="22"/>
+          <w:szCs w:val="22"/>
+        </w:rPr>
+        <w:t>→ turn Pin 8 ON for 30 seconds</w:t>
+      </w:r>
+    </w:p>
+    <w:p>
+      <w:pPr>
+        <w:numPr>
+          <w:ilvl w:val="2"/>
+          <w:numId w:val="7"/>
+        </w:numPr>
+        <w:spacing w:after="80" w:line="240" w:lineRule="auto"/>
+        <w:ind w:left="1710" w:hanging="270"/>
+        <w:rPr>
+          <w:sz w:val="22"/>
+          <w:szCs w:val="22"/>
+        </w:rPr>
+      </w:pPr>
+      <w:r>
+        <w:rPr>
+          <w:sz w:val="22"/>
+          <w:szCs w:val="22"/>
+        </w:rPr>
+        <w:t xml:space="preserve">p=8,v=0 </w:t>
+      </w:r>
+      <w:r>
+        <w:rPr>
+          <w:sz w:val="22"/>
+          <w:szCs w:val="22"/>
+        </w:rPr>
+        <w:tab/>
+      </w:r>
+      <w:r>
+        <w:rPr>
+          <w:sz w:val="22"/>
+          <w:szCs w:val="22"/>
+        </w:rPr>
+        <w:tab/>
+      </w:r>
+      <w:r>
+        <w:rPr>
+          <w:sz w:val="22"/>
+          <w:szCs w:val="22"/>
+        </w:rPr>
+        <w:t>→ turn Pin 8 O</w:t>
+      </w:r>
+      <w:r>
+        <w:rPr>
+          <w:sz w:val="22"/>
+          <w:szCs w:val="22"/>
+        </w:rPr>
+        <w:t>FF</w:t>
       </w:r>
     </w:p>
     <w:p>
@@ -812,17 +833,8 @@
           <w:sz w:val="22"/>
           <w:szCs w:val="22"/>
         </w:rPr>
-        <w:t xml:space="preserve">Configure </w:t>
-      </w:r>
-      <w:proofErr w:type="spellStart"/>
-      <w:r>
-        <w:rPr>
-          <w:sz w:val="22"/>
-          <w:szCs w:val="22"/>
-        </w:rPr>
-        <w:t>EthoVision</w:t>
-      </w:r>
-      <w:proofErr w:type="spellEnd"/>
+        <w:t>Run the Experiment</w:t>
+      </w:r>
     </w:p>
     <w:p>
       <w:pPr>
@@ -841,23 +853,7 @@
           <w:sz w:val="22"/>
           <w:szCs w:val="22"/>
         </w:rPr>
-        <w:t xml:space="preserve">In </w:t>
-      </w:r>
-      <w:proofErr w:type="spellStart"/>
-      <w:r>
-        <w:rPr>
-          <w:sz w:val="22"/>
-          <w:szCs w:val="22"/>
-        </w:rPr>
-        <w:t>EthoVision</w:t>
-      </w:r>
-      <w:proofErr w:type="spellEnd"/>
-      <w:r>
-        <w:rPr>
-          <w:sz w:val="22"/>
-          <w:szCs w:val="22"/>
-        </w:rPr>
-        <w:t>, create an External Command Action.</w:t>
+        <w:t>Start the experiment in EthoVision.</w:t>
       </w:r>
     </w:p>
     <w:p>
@@ -877,22 +873,7 @@
           <w:sz w:val="22"/>
           <w:szCs w:val="22"/>
         </w:rPr>
-        <w:t>Set Select program to run to:</w:t>
-      </w:r>
-      <w:r>
-        <w:rPr>
-          <w:sz w:val="22"/>
-          <w:szCs w:val="22"/>
-        </w:rPr>
-        <w:t xml:space="preserve"> </w:t>
-      </w:r>
-      <w:r>
-        <w:rPr>
-          <w:color w:val="FF0000"/>
-          <w:sz w:val="22"/>
-          <w:szCs w:val="22"/>
-        </w:rPr>
-        <w:t>ZY_Controller.exe</w:t>
+        <w:t>Keep ZY_AdapterUI running throughout the session.</w:t>
       </w:r>
     </w:p>
     <w:p>
@@ -912,225 +893,6 @@
           <w:sz w:val="22"/>
           <w:szCs w:val="22"/>
         </w:rPr>
-        <w:t>Enter the desired command under Command line options.</w:t>
-      </w:r>
-    </w:p>
-    <w:p>
-      <w:pPr>
-        <w:spacing w:after="80" w:line="240" w:lineRule="auto"/>
-        <w:ind w:left="720" w:firstLine="720"/>
-        <w:rPr>
-          <w:sz w:val="22"/>
-          <w:szCs w:val="22"/>
-        </w:rPr>
-      </w:pPr>
-      <w:r>
-        <w:rPr>
-          <w:sz w:val="22"/>
-          <w:szCs w:val="22"/>
-        </w:rPr>
-        <w:t>Examples:</w:t>
-      </w:r>
-    </w:p>
-    <w:p>
-      <w:pPr>
-        <w:numPr>
-          <w:ilvl w:val="2"/>
-          <w:numId w:val="7"/>
-        </w:numPr>
-        <w:spacing w:after="80" w:line="240" w:lineRule="auto"/>
-        <w:ind w:left="1710" w:hanging="270"/>
-        <w:rPr>
-          <w:sz w:val="22"/>
-          <w:szCs w:val="22"/>
-        </w:rPr>
-      </w:pPr>
-      <w:r>
-        <w:rPr>
-          <w:sz w:val="22"/>
-          <w:szCs w:val="22"/>
-        </w:rPr>
-        <w:t>p=</w:t>
-      </w:r>
-      <w:proofErr w:type="gramStart"/>
-      <w:r>
-        <w:rPr>
-          <w:sz w:val="22"/>
-          <w:szCs w:val="22"/>
-        </w:rPr>
-        <w:t>8,v</w:t>
-      </w:r>
-      <w:proofErr w:type="gramEnd"/>
-      <w:r>
-        <w:rPr>
-          <w:sz w:val="22"/>
-          <w:szCs w:val="22"/>
-        </w:rPr>
-        <w:t>=1 → turn Pin 8 ON</w:t>
-      </w:r>
-    </w:p>
-    <w:p>
-      <w:pPr>
-        <w:numPr>
-          <w:ilvl w:val="2"/>
-          <w:numId w:val="7"/>
-        </w:numPr>
-        <w:spacing w:after="80" w:line="240" w:lineRule="auto"/>
-        <w:ind w:left="1710" w:hanging="270"/>
-        <w:rPr>
-          <w:sz w:val="22"/>
-          <w:szCs w:val="22"/>
-        </w:rPr>
-      </w:pPr>
-      <w:r>
-        <w:rPr>
-          <w:sz w:val="22"/>
-          <w:szCs w:val="22"/>
-        </w:rPr>
-        <w:t>p=</w:t>
-      </w:r>
-      <w:proofErr w:type="gramStart"/>
-      <w:r>
-        <w:rPr>
-          <w:sz w:val="22"/>
-          <w:szCs w:val="22"/>
-        </w:rPr>
-        <w:t>8,v</w:t>
-      </w:r>
-      <w:proofErr w:type="gramEnd"/>
-      <w:r>
-        <w:rPr>
-          <w:sz w:val="22"/>
-          <w:szCs w:val="22"/>
-        </w:rPr>
-        <w:t>=</w:t>
-      </w:r>
-      <w:proofErr w:type="gramStart"/>
-      <w:r>
-        <w:rPr>
-          <w:sz w:val="22"/>
-          <w:szCs w:val="22"/>
-        </w:rPr>
-        <w:t>1,d</w:t>
-      </w:r>
-      <w:proofErr w:type="gramEnd"/>
-      <w:r>
-        <w:rPr>
-          <w:sz w:val="22"/>
-          <w:szCs w:val="22"/>
-        </w:rPr>
-        <w:t>=30.00 → turn Pin 8 ON for 30 seconds</w:t>
-      </w:r>
-    </w:p>
-    <w:p>
-      <w:pPr>
-        <w:numPr>
-          <w:ilvl w:val="0"/>
-          <w:numId w:val="5"/>
-        </w:numPr>
-        <w:spacing w:after="80" w:line="240" w:lineRule="auto"/>
-        <w:rPr>
-          <w:sz w:val="22"/>
-          <w:szCs w:val="22"/>
-        </w:rPr>
-      </w:pPr>
-      <w:r>
-        <w:rPr>
-          <w:sz w:val="22"/>
-          <w:szCs w:val="22"/>
-        </w:rPr>
-        <w:t>Run the Experiment</w:t>
-      </w:r>
-    </w:p>
-    <w:p>
-      <w:pPr>
-        <w:numPr>
-          <w:ilvl w:val="1"/>
-          <w:numId w:val="5"/>
-        </w:numPr>
-        <w:spacing w:after="80" w:line="240" w:lineRule="auto"/>
-        <w:rPr>
-          <w:sz w:val="22"/>
-          <w:szCs w:val="22"/>
-        </w:rPr>
-      </w:pPr>
-      <w:r>
-        <w:rPr>
-          <w:sz w:val="22"/>
-          <w:szCs w:val="22"/>
-        </w:rPr>
-        <w:t xml:space="preserve">Start the experiment in </w:t>
-      </w:r>
-      <w:proofErr w:type="spellStart"/>
-      <w:r>
-        <w:rPr>
-          <w:sz w:val="22"/>
-          <w:szCs w:val="22"/>
-        </w:rPr>
-        <w:t>EthoVision</w:t>
-      </w:r>
-      <w:proofErr w:type="spellEnd"/>
-      <w:r>
-        <w:rPr>
-          <w:sz w:val="22"/>
-          <w:szCs w:val="22"/>
-        </w:rPr>
-        <w:t>.</w:t>
-      </w:r>
-    </w:p>
-    <w:p>
-      <w:pPr>
-        <w:numPr>
-          <w:ilvl w:val="1"/>
-          <w:numId w:val="5"/>
-        </w:numPr>
-        <w:spacing w:after="80" w:line="240" w:lineRule="auto"/>
-        <w:rPr>
-          <w:sz w:val="22"/>
-          <w:szCs w:val="22"/>
-        </w:rPr>
-      </w:pPr>
-      <w:r>
-        <w:rPr>
-          <w:sz w:val="22"/>
-          <w:szCs w:val="22"/>
-        </w:rPr>
-        <w:t xml:space="preserve">Keep </w:t>
-      </w:r>
-      <w:proofErr w:type="spellStart"/>
-      <w:r>
-        <w:rPr>
-          <w:sz w:val="22"/>
-          <w:szCs w:val="22"/>
-        </w:rPr>
-        <w:t>ZY_AdapterUI</w:t>
-      </w:r>
-      <w:proofErr w:type="spellEnd"/>
-      <w:r>
-        <w:rPr>
-          <w:sz w:val="22"/>
-          <w:szCs w:val="22"/>
-        </w:rPr>
-        <w:t xml:space="preserve"> running throughout the session.</w:t>
-      </w:r>
-    </w:p>
-    <w:p>
-      <w:pPr>
-        <w:numPr>
-          <w:ilvl w:val="1"/>
-          <w:numId w:val="5"/>
-        </w:numPr>
-        <w:spacing w:after="80" w:line="240" w:lineRule="auto"/>
-        <w:rPr>
-          <w:sz w:val="22"/>
-          <w:szCs w:val="22"/>
-        </w:rPr>
-      </w:pPr>
-      <w:r>
-        <w:rPr>
-          <w:sz w:val="22"/>
-          <w:szCs w:val="22"/>
-        </w:rPr>
         <w:t>Monitor the Adapter log to confirm that commands are being received and executed correctly.</w:t>
       </w:r>
     </w:p>
@@ -1171,23 +933,7 @@
           <w:sz w:val="22"/>
           <w:szCs w:val="22"/>
         </w:rPr>
-        <w:t xml:space="preserve">Finish/stop the </w:t>
-      </w:r>
-      <w:proofErr w:type="spellStart"/>
-      <w:r>
-        <w:rPr>
-          <w:sz w:val="22"/>
-          <w:szCs w:val="22"/>
-        </w:rPr>
-        <w:t>EthoVision</w:t>
-      </w:r>
-      <w:proofErr w:type="spellEnd"/>
-      <w:r>
-        <w:rPr>
-          <w:sz w:val="22"/>
-          <w:szCs w:val="22"/>
-        </w:rPr>
-        <w:t xml:space="preserve"> experiment.</w:t>
+        <w:t>Finish/stop the EthoVision experiment.</w:t>
       </w:r>
     </w:p>
     <w:p>
@@ -1207,23 +953,7 @@
           <w:sz w:val="22"/>
           <w:szCs w:val="22"/>
         </w:rPr>
-        <w:t xml:space="preserve">Close </w:t>
-      </w:r>
-      <w:proofErr w:type="spellStart"/>
-      <w:r>
-        <w:rPr>
-          <w:sz w:val="22"/>
-          <w:szCs w:val="22"/>
-        </w:rPr>
-        <w:t>ZY_AdapterUI</w:t>
-      </w:r>
-      <w:proofErr w:type="spellEnd"/>
-      <w:r>
-        <w:rPr>
-          <w:sz w:val="22"/>
-          <w:szCs w:val="22"/>
-        </w:rPr>
-        <w:t>.</w:t>
+        <w:t>Close ZY_AdapterUI.</w:t>
       </w:r>
     </w:p>
     <w:p>
@@ -2797,6 +2527,7 @@
   <w:style w:type="character" w:default="1" w:styleId="DefaultParagraphFont">
     <w:name w:val="Default Paragraph Font"/>
     <w:uiPriority w:val="1"/>
+    <w:semiHidden/>
     <w:unhideWhenUsed/>
   </w:style>
   <w:style w:type="table" w:default="1" w:styleId="TableNormal">
